--- a/1_QdC/Quaderno dei Compiti Thomas Nebiker SAMT 2026 - 2027.docx
+++ b/1_QdC/Quaderno dei Compiti Thomas Nebiker SAMT 2026 - 2027.docx
@@ -2118,7 +2118,21 @@
           <w:rFonts w:asciiTheme="minorHAnsi" w:hAnsiTheme="minorHAnsi" w:cstheme="minorHAnsi"/>
           <w:lang w:val="it-IT"/>
         </w:rPr>
-        <w:t>Sicurezza di un dispositivo Windows</w:t>
+        <w:t>Sicurezza di dispositiv</w:t>
+      </w:r>
+      <w:r>
+        <w:rPr>
+          <w:rFonts w:asciiTheme="minorHAnsi" w:hAnsiTheme="minorHAnsi" w:cstheme="minorHAnsi"/>
+          <w:lang w:val="it-IT"/>
+        </w:rPr>
+        <w:t>i</w:t>
+      </w:r>
+      <w:r>
+        <w:rPr>
+          <w:rFonts w:asciiTheme="minorHAnsi" w:hAnsiTheme="minorHAnsi" w:cstheme="minorHAnsi"/>
+          <w:lang w:val="it-IT"/>
+        </w:rPr>
+        <w:t xml:space="preserve"> Windows</w:t>
       </w:r>
     </w:p>
     <w:p>
@@ -7738,6 +7752,7 @@
   <w:style w:type="character" w:default="1" w:styleId="Carpredefinitoparagrafo">
     <w:name w:val="Default Paragraph Font"/>
     <w:uiPriority w:val="1"/>
+    <w:semiHidden/>
     <w:unhideWhenUsed/>
   </w:style>
   <w:style w:type="table" w:default="1" w:styleId="Tabellanormale">
